--- a/cursos/unicesumar/engenharia-de-software/materias/producao-conhecimento-cientifico-tecnologico-disrupcao/atividades/mapa/mapa.docx
+++ b/cursos/unicesumar/engenharia-de-software/materias/producao-conhecimento-cientifico-tecnologico-disrupcao/atividades/mapa/mapa.docx
@@ -121,14 +121,6 @@
           <w:szCs w:val="24"/>
         </w:rPr>
         <w:t>RA:</w:t>
-      </w:r>
-      <w:r>
-        <w:rPr>
-          <w:color w:val="000000"/>
-          <w:sz w:val="24"/>
-          <w:szCs w:val="24"/>
-        </w:rPr>
-        <w:t xml:space="preserve"> </w:t>
       </w:r>
     </w:p>
     <w:p>
@@ -866,60 +858,6 @@
           <w:szCs w:val="24"/>
         </w:rPr>
       </w:pPr>
-      <w:r>
-        <w:rPr>
-          <w:color w:val="000000"/>
-          <w:sz w:val="24"/>
-          <w:szCs w:val="24"/>
-          <w:highlight w:val="yellow"/>
-        </w:rPr>
-        <w:t>Digite</w:t>
-      </w:r>
-      <w:r>
-        <w:rPr>
-          <w:color w:val="000000"/>
-          <w:sz w:val="24"/>
-          <w:szCs w:val="24"/>
-          <w:highlight w:val="yellow"/>
-        </w:rPr>
-        <w:t xml:space="preserve"> sua resposta </w:t>
-      </w:r>
-      <w:r>
-        <w:rPr>
-          <w:color w:val="000000"/>
-          <w:sz w:val="24"/>
-          <w:szCs w:val="24"/>
-          <w:highlight w:val="yellow"/>
-        </w:rPr>
-        <w:t>n</w:t>
-      </w:r>
-      <w:r>
-        <w:rPr>
-          <w:color w:val="000000"/>
-          <w:sz w:val="24"/>
-          <w:szCs w:val="24"/>
-          <w:highlight w:val="yellow"/>
-        </w:rPr>
-        <w:t xml:space="preserve">o quadro </w:t>
-      </w:r>
-      <w:r>
-        <w:rPr>
-          <w:color w:val="000000"/>
-          <w:sz w:val="24"/>
-          <w:szCs w:val="24"/>
-          <w:highlight w:val="yellow"/>
-        </w:rPr>
-        <w:t>abaixo</w:t>
-      </w:r>
-      <w:r>
-        <w:rPr>
-          <w:color w:val="000000"/>
-          <w:sz w:val="24"/>
-          <w:szCs w:val="24"/>
-          <w:highlight w:val="yellow"/>
-        </w:rPr>
-        <w:t>!</w:t>
-      </w:r>
     </w:p>
     <w:tbl>
       <w:tblPr>
@@ -952,6 +890,8 @@
                 <w:b/>
                 <w:bCs/>
                 <w:kern w:val="2"/>
+                <w:sz w:val="24"/>
+                <w:szCs w:val="24"/>
               </w:rPr>
             </w:pPr>
             <w:r>
@@ -960,6 +900,8 @@
                 <w:b/>
                 <w:bCs/>
                 <w:kern w:val="2"/>
+                <w:sz w:val="24"/>
+                <w:szCs w:val="24"/>
               </w:rPr>
               <w:t>Problema encontrado</w:t>
             </w:r>
@@ -978,6 +920,8 @@
                 <w:b/>
                 <w:bCs/>
                 <w:kern w:val="2"/>
+                <w:sz w:val="24"/>
+                <w:szCs w:val="24"/>
               </w:rPr>
             </w:pPr>
             <w:r>
@@ -986,6 +930,8 @@
                 <w:b/>
                 <w:bCs/>
                 <w:kern w:val="2"/>
+                <w:sz w:val="24"/>
+                <w:szCs w:val="24"/>
               </w:rPr>
               <w:t>Por que isso prejudica o trabalho?</w:t>
             </w:r>
@@ -1020,6 +966,33 @@
               </w:rPr>
               <w:t>1.</w:t>
             </w:r>
+            <w:r>
+              <w:rPr>
+                <w:rFonts w:eastAsia="Aptos"/>
+                <w:kern w:val="2"/>
+                <w:sz w:val="24"/>
+                <w:szCs w:val="24"/>
+              </w:rPr>
+              <w:t xml:space="preserve"> Citação de referência</w:t>
+            </w:r>
+            <w:r>
+              <w:rPr>
+                <w:rFonts w:eastAsia="Aptos"/>
+                <w:kern w:val="2"/>
+                <w:sz w:val="24"/>
+                <w:szCs w:val="24"/>
+              </w:rPr>
+              <w:t>s</w:t>
+            </w:r>
+            <w:r>
+              <w:rPr>
+                <w:rFonts w:eastAsia="Aptos"/>
+                <w:kern w:val="2"/>
+                <w:sz w:val="24"/>
+                <w:szCs w:val="24"/>
+              </w:rPr>
+              <w:t xml:space="preserve"> inexistentes (alucinação da IA)</w:t>
+            </w:r>
           </w:p>
         </w:tc>
         <w:tc>
@@ -1038,6 +1011,42 @@
                 <w:szCs w:val="24"/>
               </w:rPr>
             </w:pPr>
+            <w:r>
+              <w:rPr>
+                <w:rFonts w:eastAsia="Aptos"/>
+                <w:kern w:val="2"/>
+                <w:sz w:val="24"/>
+                <w:szCs w:val="24"/>
+              </w:rPr>
+              <w:t xml:space="preserve">Compromete a fidedignidade e a auditabilidade do estudo. O </w:t>
+            </w:r>
+            <w:r>
+              <w:rPr>
+                <w:rFonts w:eastAsia="Aptos"/>
+                <w:kern w:val="2"/>
+                <w:sz w:val="24"/>
+                <w:szCs w:val="24"/>
+              </w:rPr>
+              <w:t xml:space="preserve">conhecimento científico exige o uso rigoroso de fontes confiáveis para comprovar as teorias expostas. Citar obras inexistentes </w:t>
+            </w:r>
+            <w:r>
+              <w:rPr>
+                <w:rFonts w:eastAsia="Aptos"/>
+                <w:kern w:val="2"/>
+                <w:sz w:val="24"/>
+                <w:szCs w:val="24"/>
+              </w:rPr>
+              <w:t>invalida a</w:t>
+            </w:r>
+            <w:r>
+              <w:rPr>
+                <w:rFonts w:eastAsia="Aptos"/>
+                <w:kern w:val="2"/>
+                <w:sz w:val="24"/>
+                <w:szCs w:val="24"/>
+              </w:rPr>
+              <w:t xml:space="preserve"> fundamentação teórica do trabalho acadêmico.</w:t>
+            </w:r>
           </w:p>
         </w:tc>
       </w:tr>
@@ -1068,6 +1077,15 @@
               </w:rPr>
               <w:t xml:space="preserve">2. </w:t>
             </w:r>
+            <w:r>
+              <w:rPr>
+                <w:rFonts w:eastAsia="Aptos"/>
+                <w:kern w:val="2"/>
+                <w:sz w:val="24"/>
+                <w:szCs w:val="24"/>
+              </w:rPr>
+              <w:t>Falta de verificação e comprovação científica das informações</w:t>
+            </w:r>
           </w:p>
         </w:tc>
         <w:tc>
@@ -1085,6 +1103,24 @@
                 <w:szCs w:val="24"/>
               </w:rPr>
             </w:pPr>
+            <w:r>
+              <w:rPr>
+                <w:rFonts w:eastAsia="Aptos"/>
+                <w:kern w:val="2"/>
+                <w:sz w:val="24"/>
+                <w:szCs w:val="24"/>
+              </w:rPr>
+              <w:t xml:space="preserve">Prejudica a objetividade e a veracidade da pesquisa. A ciência utiliza métodos rigorosos para </w:t>
+            </w:r>
+            <w:r>
+              <w:rPr>
+                <w:rFonts w:eastAsia="Aptos"/>
+                <w:kern w:val="2"/>
+                <w:sz w:val="24"/>
+                <w:szCs w:val="24"/>
+              </w:rPr>
+              <w:t>alcançar um conhecimento preciso e testado; aceitar conteúdos sem checagem induz ao erro e propaga informações falsas.</w:t>
+            </w:r>
           </w:p>
         </w:tc>
       </w:tr>
@@ -1116,6 +1152,15 @@
               </w:rPr>
               <w:t>3.</w:t>
             </w:r>
+            <w:r>
+              <w:rPr>
+                <w:rFonts w:eastAsia="Aptos"/>
+                <w:kern w:val="2"/>
+                <w:sz w:val="24"/>
+                <w:szCs w:val="24"/>
+              </w:rPr>
+              <w:t xml:space="preserve"> Presença de opiniões e juízos de valor sem fundamentação</w:t>
+            </w:r>
           </w:p>
         </w:tc>
         <w:tc>
@@ -1134,6 +1179,33 @@
                 <w:szCs w:val="24"/>
               </w:rPr>
             </w:pPr>
+            <w:r>
+              <w:rPr>
+                <w:rFonts w:eastAsia="Aptos"/>
+                <w:kern w:val="2"/>
+                <w:sz w:val="24"/>
+                <w:szCs w:val="24"/>
+              </w:rPr>
+              <w:t xml:space="preserve">Viola o princípio do rigor científico, aproximando o texto do senso comum. A escrita </w:t>
+            </w:r>
+            <w:r>
+              <w:rPr>
+                <w:rFonts w:eastAsia="Aptos"/>
+                <w:kern w:val="2"/>
+                <w:sz w:val="24"/>
+                <w:szCs w:val="24"/>
+              </w:rPr>
+              <w:t>acadêmica deve fundamentar-se em dados, lógica e conceitos validados, evitando impressões pessoais acríticas ou simplistas</w:t>
+            </w:r>
+            <w:r>
+              <w:rPr>
+                <w:rFonts w:eastAsia="Aptos"/>
+                <w:kern w:val="2"/>
+                <w:sz w:val="24"/>
+                <w:szCs w:val="24"/>
+              </w:rPr>
+              <w:t>.</w:t>
+            </w:r>
           </w:p>
         </w:tc>
       </w:tr>
@@ -1162,7 +1234,17 @@
                 <w:sz w:val="24"/>
                 <w:szCs w:val="24"/>
               </w:rPr>
+              <w:lastRenderedPageBreak/>
               <w:t xml:space="preserve">4. </w:t>
+            </w:r>
+            <w:r>
+              <w:rPr>
+                <w:rFonts w:eastAsia="Aptos"/>
+                <w:kern w:val="2"/>
+                <w:sz w:val="24"/>
+                <w:szCs w:val="24"/>
+              </w:rPr>
+              <w:t>Incapacidade de explicar os conceitos entregues (ausência de assimilação)</w:t>
             </w:r>
           </w:p>
         </w:tc>
@@ -1181,6 +1263,80 @@
                 <w:szCs w:val="24"/>
               </w:rPr>
             </w:pPr>
+            <w:r>
+              <w:rPr>
+                <w:rFonts w:eastAsia="Aptos"/>
+                <w:kern w:val="2"/>
+                <w:sz w:val="24"/>
+                <w:szCs w:val="24"/>
+              </w:rPr>
+              <w:t>Evid</w:t>
+            </w:r>
+            <w:r>
+              <w:rPr>
+                <w:rFonts w:eastAsia="Aptos"/>
+                <w:kern w:val="2"/>
+                <w:sz w:val="24"/>
+                <w:szCs w:val="24"/>
+              </w:rPr>
+              <w:t>e</w:t>
+            </w:r>
+            <w:r>
+              <w:rPr>
+                <w:rFonts w:eastAsia="Aptos"/>
+                <w:kern w:val="2"/>
+                <w:sz w:val="24"/>
+                <w:szCs w:val="24"/>
+              </w:rPr>
+              <w:t>ncia</w:t>
+            </w:r>
+            <w:r>
+              <w:rPr>
+                <w:rFonts w:eastAsia="Aptos"/>
+                <w:kern w:val="2"/>
+                <w:sz w:val="24"/>
+                <w:szCs w:val="24"/>
+              </w:rPr>
+              <w:t xml:space="preserve"> estudo passivo e falta de aprendizagem real. Para produzir conhecimento</w:t>
+            </w:r>
+            <w:r>
+              <w:rPr>
+                <w:rFonts w:eastAsia="Aptos"/>
+                <w:kern w:val="2"/>
+                <w:sz w:val="24"/>
+                <w:szCs w:val="24"/>
+              </w:rPr>
+              <w:t>, o estudante precisa realizar um processo ativo (</w:t>
+            </w:r>
+            <w:r>
+              <w:rPr>
+                <w:rFonts w:eastAsia="Aptos"/>
+                <w:i/>
+                <w:iCs/>
+                <w:kern w:val="2"/>
+                <w:sz w:val="24"/>
+                <w:szCs w:val="24"/>
+              </w:rPr>
+              <w:t>output</w:t>
+            </w:r>
+            <w:r>
+              <w:rPr>
+                <w:rFonts w:eastAsia="Aptos"/>
+                <w:kern w:val="2"/>
+                <w:sz w:val="24"/>
+                <w:szCs w:val="24"/>
+              </w:rPr>
+              <w:t>)</w:t>
+            </w:r>
+            <w:r>
+              <w:rPr>
+                <w:rFonts w:eastAsia="Aptos"/>
+                <w:kern w:val="2"/>
+                <w:sz w:val="24"/>
+                <w:szCs w:val="24"/>
+              </w:rPr>
+              <w:t>, transformando a informação em repertório próprio. A cópia cega impede a defesa autônoma do tema.</w:t>
+            </w:r>
           </w:p>
         </w:tc>
       </w:tr>
@@ -1215,7 +1371,6 @@
           <w:between w:val="nil"/>
         </w:pBdr>
         <w:spacing w:line="360" w:lineRule="auto"/>
-        <w:jc w:val="center"/>
         <w:rPr>
           <w:sz w:val="24"/>
           <w:szCs w:val="24"/>
@@ -1258,21 +1413,7 @@
           <w:sz w:val="24"/>
           <w:szCs w:val="24"/>
         </w:rPr>
-        <w:t xml:space="preserve">escreva um texto de 3 a </w:t>
-      </w:r>
-      <w:r>
-        <w:rPr>
-          <w:sz w:val="24"/>
-          <w:szCs w:val="24"/>
-        </w:rPr>
-        <w:t>8</w:t>
-      </w:r>
-      <w:r>
-        <w:rPr>
-          <w:sz w:val="24"/>
-          <w:szCs w:val="24"/>
-        </w:rPr>
-        <w:t xml:space="preserve"> linhas explicando:</w:t>
+        <w:t>escreva um texto de 3 a 8 linhas explicando:</w:t>
       </w:r>
     </w:p>
     <w:p>
@@ -1288,7 +1429,21 @@
           <w:sz w:val="24"/>
           <w:szCs w:val="24"/>
         </w:rPr>
-        <w:t>- quais foram os erros de Pedro;</w:t>
+        <w:t xml:space="preserve">- </w:t>
+      </w:r>
+      <w:r>
+        <w:rPr>
+          <w:sz w:val="24"/>
+          <w:szCs w:val="24"/>
+        </w:rPr>
+        <w:t>Quais</w:t>
+      </w:r>
+      <w:r>
+        <w:rPr>
+          <w:sz w:val="24"/>
+          <w:szCs w:val="24"/>
+        </w:rPr>
+        <w:t xml:space="preserve"> foram os erros de Pedro;</w:t>
       </w:r>
     </w:p>
     <w:p>
@@ -1304,118 +1459,103 @@
           <w:sz w:val="24"/>
           <w:szCs w:val="24"/>
         </w:rPr>
-        <w:t>- como a Inteligência Artificial poderia ter sido utilizada corretamente (ética, crítica e eficiente).</w:t>
+        <w:t xml:space="preserve">- </w:t>
+      </w:r>
+      <w:r>
+        <w:rPr>
+          <w:sz w:val="24"/>
+          <w:szCs w:val="24"/>
+        </w:rPr>
+        <w:t>Como</w:t>
+      </w:r>
+      <w:r>
+        <w:rPr>
+          <w:sz w:val="24"/>
+          <w:szCs w:val="24"/>
+        </w:rPr>
+        <w:t xml:space="preserve"> a Inteligência Artificial poderia ter sido utilizada corretamente (ética, crítica e eficiente).</w:t>
       </w:r>
     </w:p>
     <w:p>
       <w:pPr>
         <w:jc w:val="both"/>
-      </w:pPr>
-    </w:p>
-    <w:p>
-      <w:pPr>
-        <w:widowControl/>
-        <w:pBdr>
-          <w:top w:val="nil"/>
-          <w:left w:val="nil"/>
-          <w:bottom w:val="nil"/>
-          <w:right w:val="nil"/>
-          <w:between w:val="nil"/>
-        </w:pBdr>
-        <w:spacing w:line="360" w:lineRule="auto"/>
+        <w:rPr>
+          <w:sz w:val="24"/>
+          <w:szCs w:val="24"/>
+        </w:rPr>
+      </w:pPr>
+    </w:p>
+    <w:p>
+      <w:pPr>
         <w:jc w:val="both"/>
         <w:rPr>
-          <w:color w:val="000000"/>
-          <w:sz w:val="24"/>
-          <w:szCs w:val="24"/>
-        </w:rPr>
-      </w:pPr>
-      <w:r>
-        <w:rPr>
-          <w:color w:val="000000"/>
-          <w:sz w:val="24"/>
-          <w:szCs w:val="24"/>
-          <w:highlight w:val="yellow"/>
-        </w:rPr>
-        <w:t xml:space="preserve">Digite </w:t>
-      </w:r>
-      <w:r>
-        <w:rPr>
-          <w:color w:val="000000"/>
-          <w:sz w:val="24"/>
-          <w:szCs w:val="24"/>
-          <w:highlight w:val="yellow"/>
-        </w:rPr>
-        <w:t>sua resposta aqui!</w:t>
-      </w:r>
-    </w:p>
-    <w:p>
-      <w:pPr>
-        <w:widowControl/>
-        <w:pBdr>
-          <w:top w:val="nil"/>
-          <w:left w:val="nil"/>
-          <w:bottom w:val="nil"/>
-          <w:right w:val="nil"/>
-          <w:between w:val="nil"/>
-        </w:pBdr>
-        <w:spacing w:before="240" w:line="360" w:lineRule="auto"/>
-        <w:rPr>
-          <w:color w:val="000000"/>
-          <w:sz w:val="24"/>
-          <w:szCs w:val="24"/>
-        </w:rPr>
-      </w:pPr>
-    </w:p>
-    <w:p>
-      <w:pPr>
-        <w:widowControl/>
-        <w:pBdr>
-          <w:top w:val="nil"/>
-          <w:left w:val="nil"/>
-          <w:bottom w:val="nil"/>
-          <w:right w:val="nil"/>
-          <w:between w:val="nil"/>
-        </w:pBdr>
-        <w:spacing w:before="240" w:line="360" w:lineRule="auto"/>
-        <w:rPr>
-          <w:color w:val="000000"/>
-          <w:sz w:val="24"/>
-          <w:szCs w:val="24"/>
-        </w:rPr>
-      </w:pPr>
-    </w:p>
-    <w:p>
-      <w:pPr>
-        <w:widowControl/>
-        <w:pBdr>
-          <w:top w:val="nil"/>
-          <w:left w:val="nil"/>
-          <w:bottom w:val="nil"/>
-          <w:right w:val="nil"/>
-          <w:between w:val="nil"/>
-        </w:pBdr>
-        <w:spacing w:before="240" w:line="360" w:lineRule="auto"/>
-        <w:rPr>
-          <w:color w:val="000000"/>
-          <w:sz w:val="24"/>
-          <w:szCs w:val="24"/>
-        </w:rPr>
-      </w:pPr>
-    </w:p>
-    <w:p>
-      <w:pPr>
-        <w:widowControl/>
-        <w:pBdr>
-          <w:top w:val="nil"/>
-          <w:left w:val="nil"/>
-          <w:bottom w:val="nil"/>
-          <w:right w:val="nil"/>
-          <w:between w:val="nil"/>
-        </w:pBdr>
-        <w:spacing w:before="240" w:line="360" w:lineRule="auto"/>
-        <w:rPr>
-          <w:color w:val="000000"/>
+          <w:sz w:val="24"/>
+          <w:szCs w:val="24"/>
+        </w:rPr>
+      </w:pPr>
+      <w:r>
+        <w:rPr>
+          <w:sz w:val="24"/>
+          <w:szCs w:val="24"/>
+        </w:rPr>
+        <w:t>Pedro errou ao adotar uma postura passiva e de dependência cega em relação à Inteligência Artificial, gerando o texto integralmente sem realizar pesquisas em fontes confiáveis, sem checar as referências e sem assimilar o conteúdo. Para que a utilização da ferrame</w:t>
+      </w:r>
+      <w:r>
+        <w:rPr>
+          <w:sz w:val="24"/>
+          <w:szCs w:val="24"/>
+        </w:rPr>
+        <w:t>nta</w:t>
+      </w:r>
+      <w:r>
+        <w:rPr>
+          <w:sz w:val="24"/>
+          <w:szCs w:val="24"/>
+        </w:rPr>
+        <w:t xml:space="preserve"> </w:t>
+      </w:r>
+      <w:r>
+        <w:rPr>
+          <w:sz w:val="24"/>
+          <w:szCs w:val="24"/>
+        </w:rPr>
+        <w:t>fosse correta e eficiente, a IA deveria ter sido empregada de forma ética como assistente de aprendizagem</w:t>
+      </w:r>
+      <w:r>
+        <w:rPr>
+          <w:sz w:val="24"/>
+          <w:szCs w:val="24"/>
+        </w:rPr>
+        <w:t xml:space="preserve">, auxiliando no brainstorming, no direcionamento </w:t>
+      </w:r>
+      <w:r>
+        <w:rPr>
+          <w:sz w:val="24"/>
+          <w:szCs w:val="24"/>
+        </w:rPr>
+        <w:t xml:space="preserve">de pesquisas, na revisão gramatical ou na estruturação do raciocínio. Caberia a Pedro atuar </w:t>
+      </w:r>
+      <w:r>
+        <w:rPr>
+          <w:sz w:val="24"/>
+          <w:szCs w:val="24"/>
+        </w:rPr>
+        <w:t>criticamente como condutor do processo científico, verificando a veracidade dos dados e aprofundando o embasamento em artigos científicos validados.</w:t>
+      </w:r>
+    </w:p>
+    <w:p>
+      <w:pPr>
+        <w:jc w:val="both"/>
+        <w:rPr>
+          <w:sz w:val="24"/>
+          <w:szCs w:val="24"/>
+        </w:rPr>
+      </w:pPr>
+    </w:p>
+    <w:p>
+      <w:pPr>
+        <w:jc w:val="both"/>
+        <w:rPr>
           <w:sz w:val="24"/>
           <w:szCs w:val="24"/>
         </w:rPr>
@@ -1437,17 +1577,6 @@
           <w:sz w:val="24"/>
           <w:szCs w:val="24"/>
         </w:rPr>
-        <w:br w:type="page"/>
-      </w:r>
-      <w:r>
-        <w:rPr>
-          <w:b/>
-          <w:bCs/>
-          <w:color w:val="000000"/>
-          <w:sz w:val="24"/>
-          <w:szCs w:val="24"/>
-        </w:rPr>
-        <w:lastRenderedPageBreak/>
         <w:t>Questão 3:</w:t>
       </w:r>
       <w:r>
@@ -1471,21 +1600,7 @@
           <w:sz w:val="24"/>
           <w:szCs w:val="24"/>
         </w:rPr>
-        <w:t xml:space="preserve">Imagine que você faz parte da comissão responsável por orientar Pedro. </w:t>
-      </w:r>
-      <w:r>
-        <w:rPr>
-          <w:sz w:val="24"/>
-          <w:szCs w:val="24"/>
-        </w:rPr>
-        <w:t>Apresente</w:t>
-      </w:r>
-      <w:r>
-        <w:rPr>
-          <w:sz w:val="24"/>
-          <w:szCs w:val="24"/>
-        </w:rPr>
-        <w:t xml:space="preserve"> duas recomendações para que ele utilize a Inteligência Artificial (IA) de forma ética e científica em seus próximos trabalhos. </w:t>
+        <w:t xml:space="preserve">Imagine que você faz parte da comissão responsável por orientar Pedro. Apresente duas recomendações para que ele utilize a Inteligência Artificial (IA) de forma ética e científica em seus próximos trabalhos. </w:t>
       </w:r>
     </w:p>
     <w:p>
@@ -1506,33 +1621,6 @@
           <w:szCs w:val="24"/>
         </w:rPr>
       </w:pPr>
-      <w:r>
-        <w:rPr>
-          <w:color w:val="000000"/>
-          <w:sz w:val="24"/>
-          <w:szCs w:val="24"/>
-          <w:highlight w:val="yellow"/>
-        </w:rPr>
-        <w:t>Digite</w:t>
-      </w:r>
-      <w:r>
-        <w:rPr>
-          <w:color w:val="000000"/>
-          <w:sz w:val="24"/>
-          <w:szCs w:val="24"/>
-          <w:highlight w:val="yellow"/>
-        </w:rPr>
-        <w:t xml:space="preserve"> sua resposta </w:t>
-      </w:r>
-      <w:r>
-        <w:rPr>
-          <w:color w:val="000000"/>
-          <w:sz w:val="24"/>
-          <w:szCs w:val="24"/>
-          <w:highlight w:val="yellow"/>
-        </w:rPr>
-        <w:t>no quadro abaixo.</w:t>
-      </w:r>
     </w:p>
     <w:tbl>
       <w:tblPr>
@@ -1565,6 +1653,8 @@
                 <w:b/>
                 <w:bCs/>
                 <w:kern w:val="2"/>
+                <w:sz w:val="24"/>
+                <w:szCs w:val="24"/>
               </w:rPr>
             </w:pPr>
             <w:r>
@@ -1573,6 +1663,8 @@
                 <w:b/>
                 <w:bCs/>
                 <w:kern w:val="2"/>
+                <w:sz w:val="24"/>
+                <w:szCs w:val="24"/>
               </w:rPr>
               <w:t>Recomendação para o uso ético da IA</w:t>
             </w:r>
@@ -1591,6 +1683,8 @@
                 <w:b/>
                 <w:bCs/>
                 <w:kern w:val="2"/>
+                <w:sz w:val="24"/>
+                <w:szCs w:val="24"/>
               </w:rPr>
             </w:pPr>
             <w:r>
@@ -1599,6 +1693,8 @@
                 <w:b/>
                 <w:bCs/>
                 <w:kern w:val="2"/>
+                <w:sz w:val="24"/>
+                <w:szCs w:val="24"/>
               </w:rPr>
               <w:t>Qual benefício para a qualidade da aprendizagem?</w:t>
             </w:r>
@@ -1614,7 +1710,6 @@
           <w:p>
             <w:pPr>
               <w:spacing w:line="360" w:lineRule="auto"/>
-              <w:ind w:hanging="2"/>
               <w:jc w:val="both"/>
               <w:rPr>
                 <w:rFonts w:eastAsia="Aptos"/>
@@ -1628,11 +1723,46 @@
             <w:r>
               <w:rPr>
                 <w:rFonts w:eastAsia="Aptos"/>
-                <w:kern w:val="2"/>
-                <w:sz w:val="24"/>
-                <w:szCs w:val="24"/>
-              </w:rPr>
-              <w:t>1.</w:t>
+                <w:b/>
+                <w:bCs/>
+                <w:kern w:val="2"/>
+                <w:sz w:val="24"/>
+                <w:szCs w:val="24"/>
+              </w:rPr>
+              <w:t xml:space="preserve">1. </w:t>
+            </w:r>
+            <w:r>
+              <w:rPr>
+                <w:rFonts w:eastAsia="Aptos"/>
+                <w:b/>
+                <w:bCs/>
+                <w:kern w:val="2"/>
+                <w:sz w:val="24"/>
+                <w:szCs w:val="24"/>
+              </w:rPr>
+              <w:t xml:space="preserve">Utilizar a IA como suporte </w:t>
+            </w:r>
+            <w:r>
+              <w:rPr>
+                <w:rFonts w:eastAsia="Aptos"/>
+                <w:b/>
+                <w:bCs/>
+                <w:kern w:val="2"/>
+                <w:sz w:val="24"/>
+                <w:szCs w:val="24"/>
+              </w:rPr>
+              <w:t xml:space="preserve">para </w:t>
+            </w:r>
+            <w:r>
+              <w:rPr>
+                <w:rFonts w:eastAsia="Aptos"/>
+                <w:b/>
+                <w:bCs/>
+                <w:kern w:val="2"/>
+                <w:sz w:val="24"/>
+                <w:szCs w:val="24"/>
+              </w:rPr>
+              <w:t>sínteses e mapas conceituais de materiais previamente lidos</w:t>
             </w:r>
           </w:p>
         </w:tc>
@@ -1653,6 +1783,53 @@
                 <w:szCs w:val="24"/>
               </w:rPr>
             </w:pPr>
+            <w:r>
+              <w:rPr>
+                <w:rFonts w:eastAsia="Aptos"/>
+                <w:b/>
+                <w:bCs/>
+                <w:kern w:val="2"/>
+                <w:sz w:val="24"/>
+                <w:szCs w:val="24"/>
+              </w:rPr>
+              <w:t>Fortalecimento das conexões neurais e da retenção ativa:</w:t>
+            </w:r>
+            <w:r>
+              <w:rPr>
+                <w:rFonts w:eastAsia="Aptos"/>
+                <w:kern w:val="2"/>
+                <w:sz w:val="24"/>
+                <w:szCs w:val="24"/>
+              </w:rPr>
+              <w:t xml:space="preserve"> </w:t>
+            </w:r>
+            <w:r>
+              <w:rPr>
+                <w:rFonts w:eastAsia="Aptos"/>
+                <w:kern w:val="2"/>
+                <w:sz w:val="24"/>
+                <w:szCs w:val="24"/>
+              </w:rPr>
+              <w:t>Em vez de delegar a escrita, usar</w:t>
+            </w:r>
+            <w:r>
+              <w:rPr>
+                <w:rFonts w:eastAsia="Aptos"/>
+                <w:kern w:val="2"/>
+                <w:sz w:val="24"/>
+                <w:szCs w:val="24"/>
+              </w:rPr>
+              <w:t xml:space="preserve"> a</w:t>
+            </w:r>
+            <w:r>
+              <w:rPr>
+                <w:rFonts w:eastAsia="Aptos"/>
+                <w:kern w:val="2"/>
+                <w:sz w:val="24"/>
+                <w:szCs w:val="24"/>
+              </w:rPr>
+              <w:t xml:space="preserve"> IA para validar resumos e fichamentos exige o engajamento cognitivo (inputs e outputs) do estudante, impulsionando a neuroplasticidade e o aprendizado profundo.</w:t>
+            </w:r>
           </w:p>
         </w:tc>
       </w:tr>
@@ -1678,11 +1855,67 @@
             <w:r>
               <w:rPr>
                 <w:rFonts w:eastAsia="Aptos"/>
-                <w:kern w:val="2"/>
-                <w:sz w:val="24"/>
-                <w:szCs w:val="24"/>
-              </w:rPr>
-              <w:t xml:space="preserve">2. </w:t>
+                <w:b/>
+                <w:bCs/>
+                <w:kern w:val="2"/>
+                <w:sz w:val="24"/>
+                <w:szCs w:val="24"/>
+              </w:rPr>
+              <w:t>2.</w:t>
+            </w:r>
+            <w:r>
+              <w:rPr>
+                <w:rFonts w:eastAsia="Aptos"/>
+                <w:kern w:val="2"/>
+                <w:sz w:val="24"/>
+                <w:szCs w:val="24"/>
+              </w:rPr>
+              <w:t xml:space="preserve"> </w:t>
+            </w:r>
+            <w:r>
+              <w:rPr>
+                <w:rFonts w:eastAsia="Aptos"/>
+                <w:b/>
+                <w:bCs/>
+                <w:kern w:val="2"/>
+                <w:sz w:val="24"/>
+                <w:szCs w:val="24"/>
+              </w:rPr>
+              <w:t xml:space="preserve">Realizar a checagem </w:t>
+            </w:r>
+            <w:r>
+              <w:rPr>
+                <w:rFonts w:eastAsia="Aptos"/>
+                <w:b/>
+                <w:bCs/>
+                <w:kern w:val="2"/>
+                <w:sz w:val="24"/>
+                <w:szCs w:val="24"/>
+              </w:rPr>
+              <w:t>sistemática</w:t>
+            </w:r>
+            <w:r>
+              <w:rPr>
+                <w:rFonts w:eastAsia="Aptos"/>
+                <w:b/>
+                <w:bCs/>
+                <w:kern w:val="2"/>
+                <w:sz w:val="24"/>
+                <w:szCs w:val="24"/>
+              </w:rPr>
+              <w:t xml:space="preserve"> </w:t>
+            </w:r>
+            <w:r>
+              <w:rPr>
+                <w:rFonts w:eastAsia="Aptos"/>
+                <w:b/>
+                <w:bCs/>
+                <w:kern w:val="2"/>
+                <w:sz w:val="24"/>
+                <w:szCs w:val="24"/>
+              </w:rPr>
+              <w:lastRenderedPageBreak/>
+              <w:t>de fontes e a validação crítica de todas as respostas geradas pela IA</w:t>
             </w:r>
           </w:p>
         </w:tc>
@@ -1702,6 +1935,62 @@
                 <w:szCs w:val="24"/>
               </w:rPr>
             </w:pPr>
+            <w:r>
+              <w:rPr>
+                <w:rFonts w:eastAsia="Aptos"/>
+                <w:kern w:val="2"/>
+                <w:sz w:val="24"/>
+                <w:szCs w:val="24"/>
+              </w:rPr>
+              <w:lastRenderedPageBreak/>
+              <w:t>Desenvolvimento</w:t>
+            </w:r>
+            <w:r>
+              <w:rPr>
+                <w:rFonts w:eastAsia="Aptos"/>
+                <w:kern w:val="2"/>
+                <w:sz w:val="24"/>
+                <w:szCs w:val="24"/>
+              </w:rPr>
+              <w:t xml:space="preserve"> d</w:t>
+            </w:r>
+            <w:r>
+              <w:rPr>
+                <w:rFonts w:eastAsia="Aptos"/>
+                <w:kern w:val="2"/>
+                <w:sz w:val="24"/>
+                <w:szCs w:val="24"/>
+              </w:rPr>
+              <w:t>a</w:t>
+            </w:r>
+            <w:r>
+              <w:rPr>
+                <w:rFonts w:eastAsia="Aptos"/>
+                <w:kern w:val="2"/>
+                <w:sz w:val="24"/>
+                <w:szCs w:val="24"/>
+              </w:rPr>
+              <w:t xml:space="preserve"> autonomia intelectual </w:t>
+            </w:r>
+            <w:r>
+              <w:rPr>
+                <w:rFonts w:eastAsia="Aptos"/>
+                <w:kern w:val="2"/>
+                <w:sz w:val="24"/>
+                <w:szCs w:val="24"/>
+              </w:rPr>
+              <w:lastRenderedPageBreak/>
+              <w:t xml:space="preserve">e do pensamento crítico: Estimula uma postura </w:t>
+            </w:r>
+            <w:r>
+              <w:rPr>
+                <w:rFonts w:eastAsia="Aptos"/>
+                <w:kern w:val="2"/>
+                <w:sz w:val="24"/>
+                <w:szCs w:val="24"/>
+              </w:rPr>
+              <w:t>inquisitiva perante a informação, ensinando o estudante a diferenciar dados brutos de conhecimento científico comprovado e a evitar plágio.</w:t>
+            </w:r>
           </w:p>
         </w:tc>
       </w:tr>
@@ -1772,220 +2061,133 @@
         </w:rPr>
         <w:t>Como estudante universitário(a), de que forma você pretende utilizar a Inteligência Artificial durante sua formação acadêmica? Justifique sua resposta a partir do conteúdo abordado na disciplina.</w:t>
       </w:r>
-      <w:r>
-        <w:rPr>
-          <w:color w:val="000000"/>
-          <w:sz w:val="24"/>
-          <w:szCs w:val="24"/>
-        </w:rPr>
-        <w:t xml:space="preserve"> </w:t>
-      </w:r>
     </w:p>
     <w:p>
       <w:pPr>
         <w:jc w:val="both"/>
-      </w:pPr>
-    </w:p>
-    <w:p>
-      <w:pPr>
-        <w:widowControl/>
-        <w:pBdr>
-          <w:top w:val="nil"/>
-          <w:left w:val="nil"/>
-          <w:bottom w:val="nil"/>
-          <w:right w:val="nil"/>
-          <w:between w:val="nil"/>
-        </w:pBdr>
-        <w:spacing w:line="360" w:lineRule="auto"/>
+        <w:rPr>
+          <w:sz w:val="24"/>
+          <w:szCs w:val="24"/>
+        </w:rPr>
+      </w:pPr>
+    </w:p>
+    <w:p>
+      <w:pPr>
         <w:jc w:val="both"/>
         <w:rPr>
-          <w:color w:val="000000"/>
-          <w:sz w:val="24"/>
-          <w:szCs w:val="24"/>
-        </w:rPr>
-      </w:pPr>
-      <w:r>
-        <w:rPr>
-          <w:color w:val="000000"/>
-          <w:sz w:val="24"/>
-          <w:szCs w:val="24"/>
-          <w:highlight w:val="yellow"/>
-        </w:rPr>
-        <w:t>Digite</w:t>
-      </w:r>
-      <w:r>
-        <w:rPr>
-          <w:color w:val="000000"/>
-          <w:sz w:val="24"/>
-          <w:szCs w:val="24"/>
-          <w:highlight w:val="yellow"/>
-        </w:rPr>
-        <w:t xml:space="preserve"> sua resposta aqui!</w:t>
-      </w:r>
-    </w:p>
-    <w:p>
-      <w:pPr>
-        <w:widowControl/>
-        <w:pBdr>
-          <w:top w:val="nil"/>
-          <w:left w:val="nil"/>
-          <w:bottom w:val="nil"/>
-          <w:right w:val="nil"/>
-          <w:between w:val="nil"/>
-        </w:pBdr>
-        <w:spacing w:line="360" w:lineRule="auto"/>
+          <w:sz w:val="24"/>
+          <w:szCs w:val="24"/>
+        </w:rPr>
+      </w:pPr>
+      <w:r>
+        <w:rPr>
+          <w:sz w:val="24"/>
+          <w:szCs w:val="24"/>
+        </w:rPr>
+        <w:t xml:space="preserve">Como estudante universitário de Engenharia de Software, pretendo utilizar </w:t>
+      </w:r>
+      <w:r>
+        <w:rPr>
+          <w:sz w:val="24"/>
+          <w:szCs w:val="24"/>
+        </w:rPr>
+        <w:t xml:space="preserve">a Inteligência Artificial como uma ferramenta complementar de apoio ao estudo e à pesquisa, atuando ativamente </w:t>
+      </w:r>
+      <w:r>
+        <w:rPr>
+          <w:sz w:val="24"/>
+          <w:szCs w:val="24"/>
+        </w:rPr>
+        <w:t>na condução do conhecimento</w:t>
+      </w:r>
+      <w:r>
+        <w:rPr>
+          <w:sz w:val="24"/>
+          <w:szCs w:val="24"/>
+        </w:rPr>
+        <w:t xml:space="preserve">. Adotando uma Mentalidade </w:t>
+      </w:r>
+      <w:r>
+        <w:rPr>
+          <w:sz w:val="24"/>
+          <w:szCs w:val="24"/>
+        </w:rPr>
+        <w:t xml:space="preserve">de Crescimento (Growth Mindset), </w:t>
+      </w:r>
+      <w:r>
+        <w:rPr>
+          <w:i/>
+          <w:iCs/>
+          <w:sz w:val="24"/>
+          <w:szCs w:val="24"/>
+        </w:rPr>
+        <w:t>enxergo</w:t>
+      </w:r>
+      <w:r>
+        <w:rPr>
+          <w:sz w:val="24"/>
+          <w:szCs w:val="24"/>
+        </w:rPr>
+        <w:t xml:space="preserve"> a IA como uma parceira para </w:t>
+      </w:r>
+      <w:r>
+        <w:rPr>
+          <w:sz w:val="24"/>
+          <w:szCs w:val="24"/>
+        </w:rPr>
+        <w:t xml:space="preserve">otimizar a assimilação de </w:t>
+      </w:r>
+      <w:r>
+        <w:rPr>
+          <w:sz w:val="24"/>
+          <w:szCs w:val="24"/>
+        </w:rPr>
+        <w:t xml:space="preserve">conceitos complexos, </w:t>
+      </w:r>
+      <w:r>
+        <w:rPr>
+          <w:sz w:val="24"/>
+          <w:szCs w:val="24"/>
+        </w:rPr>
+        <w:t>auxiliar na estruturação de códigos, sugerir roteiros de estudos e acelerar o processamento de grandes volumes de informação.</w:t>
+      </w:r>
+    </w:p>
+    <w:p>
+      <w:pPr>
         <w:jc w:val="both"/>
         <w:rPr>
-          <w:color w:val="000000"/>
-          <w:sz w:val="24"/>
-          <w:szCs w:val="24"/>
-        </w:rPr>
-      </w:pPr>
-    </w:p>
-    <w:p>
-      <w:pPr>
-        <w:widowControl/>
-        <w:pBdr>
-          <w:top w:val="nil"/>
-          <w:left w:val="nil"/>
-          <w:bottom w:val="nil"/>
-          <w:right w:val="nil"/>
-          <w:between w:val="nil"/>
-        </w:pBdr>
-        <w:spacing w:line="360" w:lineRule="auto"/>
-        <w:jc w:val="both"/>
-        <w:rPr>
-          <w:color w:val="000000"/>
-          <w:sz w:val="24"/>
-          <w:szCs w:val="24"/>
-        </w:rPr>
-      </w:pPr>
-    </w:p>
-    <w:p>
-      <w:pPr>
-        <w:widowControl/>
-        <w:pBdr>
-          <w:top w:val="nil"/>
-          <w:left w:val="nil"/>
-          <w:bottom w:val="nil"/>
-          <w:right w:val="nil"/>
-          <w:between w:val="nil"/>
-        </w:pBdr>
-        <w:spacing w:line="360" w:lineRule="auto"/>
-        <w:jc w:val="both"/>
-        <w:rPr>
-          <w:color w:val="000000"/>
-          <w:sz w:val="24"/>
-          <w:szCs w:val="24"/>
-        </w:rPr>
-      </w:pPr>
-    </w:p>
-    <w:p>
-      <w:pPr>
-        <w:widowControl/>
-        <w:pBdr>
-          <w:top w:val="nil"/>
-          <w:left w:val="nil"/>
-          <w:bottom w:val="nil"/>
-          <w:right w:val="nil"/>
-          <w:between w:val="nil"/>
-        </w:pBdr>
-        <w:spacing w:line="360" w:lineRule="auto"/>
-        <w:jc w:val="both"/>
-        <w:rPr>
-          <w:color w:val="000000"/>
-          <w:sz w:val="24"/>
-          <w:szCs w:val="24"/>
-        </w:rPr>
-      </w:pPr>
-    </w:p>
-    <w:p>
-      <w:pPr>
-        <w:widowControl/>
-        <w:pBdr>
-          <w:top w:val="nil"/>
-          <w:left w:val="nil"/>
-          <w:bottom w:val="nil"/>
-          <w:right w:val="nil"/>
-          <w:between w:val="nil"/>
-        </w:pBdr>
-        <w:spacing w:line="360" w:lineRule="auto"/>
-        <w:jc w:val="both"/>
-        <w:rPr>
-          <w:color w:val="000000"/>
-          <w:sz w:val="24"/>
-          <w:szCs w:val="24"/>
-        </w:rPr>
-      </w:pPr>
-    </w:p>
-    <w:p>
-      <w:pPr>
-        <w:widowControl/>
-        <w:pBdr>
-          <w:top w:val="nil"/>
-          <w:left w:val="nil"/>
-          <w:bottom w:val="nil"/>
-          <w:right w:val="nil"/>
-          <w:between w:val="nil"/>
-        </w:pBdr>
-        <w:spacing w:line="360" w:lineRule="auto"/>
-        <w:jc w:val="both"/>
-        <w:rPr>
-          <w:color w:val="000000"/>
-          <w:sz w:val="24"/>
-          <w:szCs w:val="24"/>
-        </w:rPr>
-      </w:pPr>
-    </w:p>
-    <w:p>
-      <w:pPr>
-        <w:widowControl/>
-        <w:pBdr>
-          <w:top w:val="nil"/>
-          <w:left w:val="nil"/>
-          <w:bottom w:val="nil"/>
-          <w:right w:val="nil"/>
-          <w:between w:val="nil"/>
-        </w:pBdr>
-        <w:spacing w:line="360" w:lineRule="auto"/>
-        <w:jc w:val="both"/>
-        <w:rPr>
-          <w:color w:val="000000"/>
-          <w:sz w:val="24"/>
-          <w:szCs w:val="24"/>
-        </w:rPr>
-      </w:pPr>
-    </w:p>
-    <w:p>
-      <w:pPr>
-        <w:widowControl/>
-        <w:pBdr>
-          <w:top w:val="nil"/>
-          <w:left w:val="nil"/>
-          <w:bottom w:val="nil"/>
-          <w:right w:val="nil"/>
-          <w:between w:val="nil"/>
-        </w:pBdr>
-        <w:spacing w:line="360" w:lineRule="auto"/>
-        <w:jc w:val="both"/>
-        <w:rPr>
-          <w:color w:val="000000"/>
-          <w:sz w:val="24"/>
-          <w:szCs w:val="24"/>
-        </w:rPr>
-      </w:pPr>
-    </w:p>
-    <w:p>
-      <w:pPr>
-        <w:widowControl/>
-        <w:spacing w:line="360" w:lineRule="auto"/>
-        <w:jc w:val="both"/>
-        <w:rPr>
-          <w:color w:val="000000"/>
-          <w:sz w:val="24"/>
-          <w:szCs w:val="24"/>
-        </w:rPr>
-      </w:pPr>
+          <w:sz w:val="24"/>
+          <w:szCs w:val="24"/>
+        </w:rPr>
+      </w:pPr>
+      <w:r>
+        <w:rPr>
+          <w:sz w:val="24"/>
+          <w:szCs w:val="24"/>
+        </w:rPr>
+        <w:t>Pretendo manter o rigor do método científico</w:t>
+      </w:r>
+      <w:r>
+        <w:rPr>
+          <w:sz w:val="24"/>
+          <w:szCs w:val="24"/>
+        </w:rPr>
+        <w:t xml:space="preserve">: a IA será utilizada nos momentos de input (organização e síntese de conteúdos), enquanto a análise crítica, a validação das fontes, a escrita autoral e a resolução dos problemas </w:t>
+      </w:r>
+      <w:r>
+        <w:rPr>
+          <w:sz w:val="24"/>
+          <w:szCs w:val="24"/>
+        </w:rPr>
+        <w:t xml:space="preserve">reais (output) serão de minha total responsabilidade. Desta forma, garanto o desenvolvimento de habilidades intelectuais </w:t>
+      </w:r>
+      <w:r>
+        <w:rPr>
+          <w:sz w:val="24"/>
+          <w:szCs w:val="24"/>
+        </w:rPr>
+        <w:t>superiores, como raciocínio dedutivo, autonomia crítica e julgamento ético, preparando-me para as exigências contínuas da sociedade do conhecimento.</w:t>
+      </w:r>
     </w:p>
     <w:p>
       <w:pPr>
@@ -2009,11 +2211,10 @@
       </w:pPr>
       <w:r>
         <w:rPr>
-          <w:b/>
-          <w:color w:val="000000"/>
-          <w:sz w:val="24"/>
-          <w:szCs w:val="24"/>
-          <w:highlight w:val="white"/>
+          <w:color w:val="000000"/>
+          <w:sz w:val="24"/>
+          <w:szCs w:val="24"/>
+          <w:highlight w:val="yellow"/>
         </w:rPr>
         <w:br w:type="page"/>
       </w:r>
@@ -2032,6 +2233,10 @@
     <w:p>
       <w:pPr>
         <w:widowControl/>
+        <w:numPr>
+          <w:ilvl w:val="0"/>
+          <w:numId w:val="11"/>
+        </w:numPr>
         <w:pBdr>
           <w:top w:val="nil"/>
           <w:left w:val="nil"/>
@@ -2046,10 +2251,42 @@
           <w:szCs w:val="24"/>
         </w:rPr>
       </w:pPr>
+      <w:r>
+        <w:rPr>
+          <w:sz w:val="24"/>
+          <w:szCs w:val="24"/>
+        </w:rPr>
+        <w:t xml:space="preserve">ARANHA, Maria Lúcia de Arruda; MARTINS, Maria Helena Pires. </w:t>
+      </w:r>
+      <w:r>
+        <w:rPr>
+          <w:sz w:val="24"/>
+          <w:szCs w:val="24"/>
+        </w:rPr>
+        <w:t>Filosofando: Introdução à Filosofia. 2.</w:t>
+      </w:r>
+      <w:r>
+        <w:rPr>
+          <w:sz w:val="24"/>
+          <w:szCs w:val="24"/>
+        </w:rPr>
+        <w:t xml:space="preserve"> e</w:t>
+      </w:r>
+      <w:r>
+        <w:rPr>
+          <w:sz w:val="24"/>
+          <w:szCs w:val="24"/>
+        </w:rPr>
+        <w:t>d. São Paulo: Moderna, 1998.</w:t>
+      </w:r>
     </w:p>
     <w:p>
       <w:pPr>
         <w:widowControl/>
+        <w:numPr>
+          <w:ilvl w:val="0"/>
+          <w:numId w:val="11"/>
+        </w:numPr>
         <w:pBdr>
           <w:top w:val="nil"/>
           <w:left w:val="nil"/>
@@ -2069,79 +2306,22 @@
           <w:sz w:val="24"/>
           <w:szCs w:val="24"/>
         </w:rPr>
-        <w:t>Registre as fontes de pesquisa utilizadas (caso tenha feito), incluindo o livro didático da disciplina.</w:t>
-      </w:r>
-    </w:p>
-    <w:p>
-      <w:pPr>
-        <w:pStyle w:val="PargrafodaLista"/>
-        <w:widowControl/>
-        <w:pBdr>
-          <w:top w:val="nil"/>
-          <w:left w:val="nil"/>
-          <w:bottom w:val="nil"/>
-          <w:right w:val="nil"/>
-          <w:between w:val="nil"/>
-        </w:pBdr>
-        <w:spacing w:line="360" w:lineRule="auto"/>
-        <w:ind w:left="0"/>
-        <w:jc w:val="both"/>
-        <w:rPr>
-          <w:color w:val="000000"/>
-          <w:sz w:val="24"/>
-          <w:szCs w:val="24"/>
-          <w:highlight w:val="white"/>
-        </w:rPr>
-      </w:pPr>
-    </w:p>
-    <w:p>
-      <w:pPr>
-        <w:widowControl/>
-        <w:pBdr>
-          <w:top w:val="nil"/>
-          <w:left w:val="nil"/>
-          <w:bottom w:val="nil"/>
-          <w:right w:val="nil"/>
-          <w:between w:val="nil"/>
-        </w:pBdr>
-        <w:spacing w:line="360" w:lineRule="auto"/>
-        <w:jc w:val="both"/>
-        <w:rPr>
-          <w:color w:val="000000"/>
-          <w:sz w:val="24"/>
-          <w:szCs w:val="24"/>
-          <w:highlight w:val="white"/>
-        </w:rPr>
-      </w:pPr>
-      <w:r>
-        <w:rPr>
-          <w:color w:val="000000"/>
-          <w:sz w:val="24"/>
-          <w:szCs w:val="24"/>
-          <w:highlight w:val="white"/>
-        </w:rPr>
-        <w:br/>
-      </w:r>
-    </w:p>
-    <w:p>
-      <w:pPr>
-        <w:widowControl/>
-        <w:pBdr>
-          <w:top w:val="nil"/>
-          <w:left w:val="nil"/>
-          <w:bottom w:val="nil"/>
-          <w:right w:val="nil"/>
-          <w:between w:val="nil"/>
-        </w:pBdr>
-        <w:spacing w:line="360" w:lineRule="auto"/>
-        <w:jc w:val="both"/>
-        <w:rPr>
-          <w:color w:val="000000"/>
-          <w:sz w:val="24"/>
-          <w:szCs w:val="24"/>
-          <w:highlight w:val="white"/>
-        </w:rPr>
-      </w:pPr>
+        <w:t xml:space="preserve">RIBEIRO, </w:t>
+      </w:r>
+      <w:r>
+        <w:rPr>
+          <w:sz w:val="24"/>
+          <w:szCs w:val="24"/>
+        </w:rPr>
+        <w:t xml:space="preserve">Eduardo Werneck et al. Produção Do Conhecimento Científico, </w:t>
+      </w:r>
+      <w:r>
+        <w:rPr>
+          <w:sz w:val="24"/>
+          <w:szCs w:val="24"/>
+        </w:rPr>
+        <w:t>Tecnológico E Disrupção. Indaial, SC: Arqué, 2023. Reimpresso em 2024.</w:t>
+      </w:r>
     </w:p>
     <w:sectPr>
       <w:headerReference w:type="even" r:id="rId8"/>
@@ -2546,6 +2726,119 @@
     </w:lvl>
   </w:abstractNum>
   <w:abstractNum w:abstractNumId="2" w15:restartNumberingAfterBreak="0">
+    <w:nsid w:val="23F51D0E"/>
+    <w:multiLevelType w:val="hybridMultilevel"/>
+    <w:tmpl w:val="91B67FE0"/>
+    <w:lvl w:ilvl="0" w:tplc="186C49F4">
+      <w:start w:val="2"/>
+      <w:numFmt w:val="bullet"/>
+      <w:lvlText w:val=""/>
+      <w:lvlJc w:val="left"/>
+      <w:pPr>
+        <w:ind w:left="720" w:hanging="360"/>
+      </w:pPr>
+      <w:rPr>
+        <w:rFonts w:ascii="Symbol" w:eastAsia="Arial" w:hAnsi="Symbol" w:cs="Arial" w:hint="default"/>
+      </w:rPr>
+    </w:lvl>
+    <w:lvl w:ilvl="1" w:tplc="04160003" w:tentative="1">
+      <w:start w:val="1"/>
+      <w:numFmt w:val="bullet"/>
+      <w:lvlText w:val="o"/>
+      <w:lvlJc w:val="left"/>
+      <w:pPr>
+        <w:ind w:left="1440" w:hanging="360"/>
+      </w:pPr>
+      <w:rPr>
+        <w:rFonts w:ascii="Courier New" w:hAnsi="Courier New" w:cs="Courier New" w:hint="default"/>
+      </w:rPr>
+    </w:lvl>
+    <w:lvl w:ilvl="2" w:tplc="04160005" w:tentative="1">
+      <w:start w:val="1"/>
+      <w:numFmt w:val="bullet"/>
+      <w:lvlText w:val=""/>
+      <w:lvlJc w:val="left"/>
+      <w:pPr>
+        <w:ind w:left="2160" w:hanging="360"/>
+      </w:pPr>
+      <w:rPr>
+        <w:rFonts w:ascii="Wingdings" w:hAnsi="Wingdings" w:hint="default"/>
+      </w:rPr>
+    </w:lvl>
+    <w:lvl w:ilvl="3" w:tplc="04160001" w:tentative="1">
+      <w:start w:val="1"/>
+      <w:numFmt w:val="bullet"/>
+      <w:lvlText w:val=""/>
+      <w:lvlJc w:val="left"/>
+      <w:pPr>
+        <w:ind w:left="2880" w:hanging="360"/>
+      </w:pPr>
+      <w:rPr>
+        <w:rFonts w:ascii="Symbol" w:hAnsi="Symbol" w:hint="default"/>
+      </w:rPr>
+    </w:lvl>
+    <w:lvl w:ilvl="4" w:tplc="04160003" w:tentative="1">
+      <w:start w:val="1"/>
+      <w:numFmt w:val="bullet"/>
+      <w:lvlText w:val="o"/>
+      <w:lvlJc w:val="left"/>
+      <w:pPr>
+        <w:ind w:left="3600" w:hanging="360"/>
+      </w:pPr>
+      <w:rPr>
+        <w:rFonts w:ascii="Courier New" w:hAnsi="Courier New" w:cs="Courier New" w:hint="default"/>
+      </w:rPr>
+    </w:lvl>
+    <w:lvl w:ilvl="5" w:tplc="04160005" w:tentative="1">
+      <w:start w:val="1"/>
+      <w:numFmt w:val="bullet"/>
+      <w:lvlText w:val=""/>
+      <w:lvlJc w:val="left"/>
+      <w:pPr>
+        <w:ind w:left="4320" w:hanging="360"/>
+      </w:pPr>
+      <w:rPr>
+        <w:rFonts w:ascii="Wingdings" w:hAnsi="Wingdings" w:hint="default"/>
+      </w:rPr>
+    </w:lvl>
+    <w:lvl w:ilvl="6" w:tplc="04160001" w:tentative="1">
+      <w:start w:val="1"/>
+      <w:numFmt w:val="bullet"/>
+      <w:lvlText w:val=""/>
+      <w:lvlJc w:val="left"/>
+      <w:pPr>
+        <w:ind w:left="5040" w:hanging="360"/>
+      </w:pPr>
+      <w:rPr>
+        <w:rFonts w:ascii="Symbol" w:hAnsi="Symbol" w:hint="default"/>
+      </w:rPr>
+    </w:lvl>
+    <w:lvl w:ilvl="7" w:tplc="04160003" w:tentative="1">
+      <w:start w:val="1"/>
+      <w:numFmt w:val="bullet"/>
+      <w:lvlText w:val="o"/>
+      <w:lvlJc w:val="left"/>
+      <w:pPr>
+        <w:ind w:left="5760" w:hanging="360"/>
+      </w:pPr>
+      <w:rPr>
+        <w:rFonts w:ascii="Courier New" w:hAnsi="Courier New" w:cs="Courier New" w:hint="default"/>
+      </w:rPr>
+    </w:lvl>
+    <w:lvl w:ilvl="8" w:tplc="04160005" w:tentative="1">
+      <w:start w:val="1"/>
+      <w:numFmt w:val="bullet"/>
+      <w:lvlText w:val=""/>
+      <w:lvlJc w:val="left"/>
+      <w:pPr>
+        <w:ind w:left="6480" w:hanging="360"/>
+      </w:pPr>
+      <w:rPr>
+        <w:rFonts w:ascii="Wingdings" w:hAnsi="Wingdings" w:hint="default"/>
+      </w:rPr>
+    </w:lvl>
+  </w:abstractNum>
+  <w:abstractNum w:abstractNumId="3" w15:restartNumberingAfterBreak="0">
     <w:nsid w:val="258B0761"/>
     <w:multiLevelType w:val="hybridMultilevel"/>
     <w:tmpl w:val="3E8864C8"/>
@@ -2634,7 +2927,7 @@
       </w:pPr>
     </w:lvl>
   </w:abstractNum>
-  <w:abstractNum w:abstractNumId="3" w15:restartNumberingAfterBreak="0">
+  <w:abstractNum w:abstractNumId="4" w15:restartNumberingAfterBreak="0">
     <w:nsid w:val="35634281"/>
     <w:multiLevelType w:val="hybridMultilevel"/>
     <w:tmpl w:val="91249172"/>
@@ -2723,7 +3016,7 @@
       </w:pPr>
     </w:lvl>
   </w:abstractNum>
-  <w:abstractNum w:abstractNumId="4" w15:restartNumberingAfterBreak="0">
+  <w:abstractNum w:abstractNumId="5" w15:restartNumberingAfterBreak="0">
     <w:nsid w:val="37393D8C"/>
     <w:multiLevelType w:val="hybridMultilevel"/>
     <w:tmpl w:val="1764D4C8"/>
@@ -2812,7 +3105,7 @@
       </w:pPr>
     </w:lvl>
   </w:abstractNum>
-  <w:abstractNum w:abstractNumId="5" w15:restartNumberingAfterBreak="0">
+  <w:abstractNum w:abstractNumId="6" w15:restartNumberingAfterBreak="0">
     <w:nsid w:val="4BCB63FF"/>
     <w:multiLevelType w:val="multilevel"/>
     <w:tmpl w:val="F7D8BA0A"/>
@@ -2925,7 +3218,7 @@
       </w:pPr>
     </w:lvl>
   </w:abstractNum>
-  <w:abstractNum w:abstractNumId="6" w15:restartNumberingAfterBreak="0">
+  <w:abstractNum w:abstractNumId="7" w15:restartNumberingAfterBreak="0">
     <w:nsid w:val="571919CA"/>
     <w:multiLevelType w:val="hybridMultilevel"/>
     <w:tmpl w:val="EA464760"/>
@@ -3014,7 +3307,7 @@
       </w:pPr>
     </w:lvl>
   </w:abstractNum>
-  <w:abstractNum w:abstractNumId="7" w15:restartNumberingAfterBreak="0">
+  <w:abstractNum w:abstractNumId="8" w15:restartNumberingAfterBreak="0">
     <w:nsid w:val="7AC22C49"/>
     <w:multiLevelType w:val="multilevel"/>
     <w:tmpl w:val="57CED824"/>
@@ -3136,7 +3429,7 @@
       </w:rPr>
     </w:lvl>
   </w:abstractNum>
-  <w:abstractNum w:abstractNumId="8" w15:restartNumberingAfterBreak="0">
+  <w:abstractNum w:abstractNumId="9" w15:restartNumberingAfterBreak="0">
     <w:nsid w:val="7BCF19D7"/>
     <w:multiLevelType w:val="hybridMultilevel"/>
     <w:tmpl w:val="0A665E18"/>
@@ -3225,7 +3518,7 @@
       </w:pPr>
     </w:lvl>
   </w:abstractNum>
-  <w:abstractNum w:abstractNumId="9" w15:restartNumberingAfterBreak="0">
+  <w:abstractNum w:abstractNumId="10" w15:restartNumberingAfterBreak="0">
     <w:nsid w:val="7F39032E"/>
     <w:multiLevelType w:val="hybridMultilevel"/>
     <w:tmpl w:val="2A6CB62E"/>
@@ -3315,34 +3608,37 @@
     </w:lvl>
   </w:abstractNum>
   <w:num w:numId="1" w16cid:durableId="60256432">
+    <w:abstractNumId w:val="8"/>
+  </w:num>
+  <w:num w:numId="2" w16cid:durableId="1794864024">
+    <w:abstractNumId w:val="6"/>
+  </w:num>
+  <w:num w:numId="3" w16cid:durableId="1433630102">
     <w:abstractNumId w:val="7"/>
   </w:num>
-  <w:num w:numId="2" w16cid:durableId="1794864024">
+  <w:num w:numId="4" w16cid:durableId="1554268148">
+    <w:abstractNumId w:val="4"/>
+  </w:num>
+  <w:num w:numId="5" w16cid:durableId="937101618">
+    <w:abstractNumId w:val="10"/>
+  </w:num>
+  <w:num w:numId="6" w16cid:durableId="1701735347">
     <w:abstractNumId w:val="5"/>
   </w:num>
-  <w:num w:numId="3" w16cid:durableId="1433630102">
-    <w:abstractNumId w:val="6"/>
-  </w:num>
-  <w:num w:numId="4" w16cid:durableId="1554268148">
-    <w:abstractNumId w:val="3"/>
-  </w:num>
-  <w:num w:numId="5" w16cid:durableId="937101618">
+  <w:num w:numId="7" w16cid:durableId="90904285">
     <w:abstractNumId w:val="9"/>
   </w:num>
-  <w:num w:numId="6" w16cid:durableId="1701735347">
-    <w:abstractNumId w:val="4"/>
-  </w:num>
-  <w:num w:numId="7" w16cid:durableId="90904285">
-    <w:abstractNumId w:val="8"/>
-  </w:num>
   <w:num w:numId="8" w16cid:durableId="1044793785">
-    <w:abstractNumId w:val="2"/>
+    <w:abstractNumId w:val="3"/>
   </w:num>
   <w:num w:numId="9" w16cid:durableId="2092500628">
     <w:abstractNumId w:val="1"/>
   </w:num>
   <w:num w:numId="10" w16cid:durableId="458763135">
     <w:abstractNumId w:val="0"/>
+  </w:num>
+  <w:num w:numId="11" w16cid:durableId="1717006410">
+    <w:abstractNumId w:val="2"/>
   </w:num>
 </w:numbering>
 </file>
@@ -3839,7 +4135,6 @@
   <w:style w:type="character" w:default="1" w:styleId="Fontepargpadro">
     <w:name w:val="Default Paragraph Font"/>
     <w:uiPriority w:val="1"/>
-    <w:semiHidden/>
     <w:unhideWhenUsed/>
   </w:style>
   <w:style w:type="table" w:default="1" w:styleId="Tabelanormal">
